--- a/colney/nfl/module/nfl_mahomes_sampling_distributions.docx
+++ b/colney/nfl/module/nfl_mahomes_sampling_distributions.docx
@@ -1753,9 +1753,22 @@
           <w:rFonts w:asciiTheme="minorHAnsi" w:hAnsiTheme="minorHAnsi" w:cstheme="minorHAnsi"/>
           <w:sz w:val="22"/>
         </w:rPr>
-        <w:t xml:space="preserve">for distribution of average points in a </w:t>
-      </w:r>
-      <w:proofErr w:type="gramStart"/>
+        <w:t>for distribution of average p</w:t>
+      </w:r>
+      <w:r>
+        <w:rPr>
+          <w:rFonts w:asciiTheme="minorHAnsi" w:hAnsiTheme="minorHAnsi" w:cstheme="minorHAnsi"/>
+          <w:sz w:val="22"/>
+        </w:rPr>
+        <w:t>assing yards</w:t>
+      </w:r>
+      <w:r>
+        <w:rPr>
+          <w:rFonts w:asciiTheme="minorHAnsi" w:hAnsiTheme="minorHAnsi" w:cstheme="minorHAnsi"/>
+          <w:sz w:val="22"/>
+        </w:rPr>
+        <w:t xml:space="preserve"> in a </w:t>
+      </w:r>
       <w:r>
         <w:rPr>
           <w:rFonts w:asciiTheme="minorHAnsi" w:hAnsiTheme="minorHAnsi" w:cstheme="minorHAnsi"/>
@@ -1768,15 +1781,7 @@
           <w:rFonts w:asciiTheme="minorHAnsi" w:hAnsiTheme="minorHAnsi" w:cstheme="minorHAnsi"/>
           <w:sz w:val="22"/>
         </w:rPr>
-        <w:t>game</w:t>
-      </w:r>
-      <w:proofErr w:type="gramEnd"/>
-      <w:r>
-        <w:rPr>
-          <w:rFonts w:asciiTheme="minorHAnsi" w:hAnsiTheme="minorHAnsi" w:cstheme="minorHAnsi"/>
-          <w:sz w:val="22"/>
-        </w:rPr>
-        <w:t xml:space="preserve"> sample?</w:t>
+        <w:t>game sample?</w:t>
       </w:r>
     </w:p>
     <w:p>
